--- a/assets/libreoffice_writ_njc/0dfb76bb-277e-46a8-9dfe-30c6370f6a08/RemotePolicy_L2_12.docx
+++ b/assets/libreoffice_writ_njc/0dfb76bb-277e-46a8-9dfe-30c6370f6a08/RemotePolicy_L2_12.docx
@@ -34,18 +34,18 @@
     <w:p>
       <w:pPr>
         <w:pStyle w:val="Heading1"/>
-        <w:rPr/>
-      </w:pPr>
-      <w:r>
-        <w:rPr/>
-        <w:t xml:space="preserve">1. </w:t>
-      </w:r>
+        <w:rPr>
+          <w:b/>
+          <w:b/>
+          <w:bCs/>
+        </w:rPr>
+      </w:pPr>
       <w:r>
         <w:rPr>
-          <w:b w:val="false"/>
-          <w:bCs w:val="false"/>
+          <w:b/>
+          <w:bCs/>
         </w:rPr>
-        <w:t>Purpose</w:t>
+        <w:t>1. Purpose</w:t>
       </w:r>
     </w:p>
     <w:p>
@@ -61,18 +61,18 @@
     <w:p>
       <w:pPr>
         <w:pStyle w:val="Heading1"/>
-        <w:rPr/>
-      </w:pPr>
-      <w:r>
-        <w:rPr/>
-        <w:t xml:space="preserve">2. </w:t>
-      </w:r>
+        <w:rPr>
+          <w:b/>
+          <w:b/>
+          <w:bCs/>
+        </w:rPr>
+      </w:pPr>
       <w:r>
         <w:rPr>
-          <w:b w:val="false"/>
-          <w:bCs w:val="false"/>
+          <w:b/>
+          <w:bCs/>
         </w:rPr>
-        <w:t>Eligibility</w:t>
+        <w:t>2. Eligibility</w:t>
       </w:r>
     </w:p>
     <w:p>
@@ -88,18 +88,18 @@
     <w:p>
       <w:pPr>
         <w:pStyle w:val="Heading1"/>
-        <w:rPr/>
-      </w:pPr>
-      <w:r>
-        <w:rPr/>
-        <w:t xml:space="preserve">3. </w:t>
-      </w:r>
+        <w:rPr>
+          <w:b/>
+          <w:b/>
+          <w:bCs/>
+        </w:rPr>
+      </w:pPr>
       <w:r>
         <w:rPr>
-          <w:b w:val="false"/>
-          <w:bCs w:val="false"/>
+          <w:b/>
+          <w:bCs/>
         </w:rPr>
-        <w:t>Work Schedule</w:t>
+        <w:t>3. Work Schedule</w:t>
       </w:r>
     </w:p>
     <w:p>
@@ -109,24 +109,24 @@
       </w:pPr>
       <w:r>
         <w:rPr/>
-        <w:t>Remote employees must maintain regular working hours from 9 AM to 5 PM in their local time zone. Core collaboration hours are 10 AM to 3 PM Eastern Time. Employees must be available during core hours for meetings and communication.</w:t>
+        <w:t>Hybrid employees must maintain regular working hours from 9 AM to 5 PM in their local time zone. Core collaboration hours are 10 AM to 3 PM Eastern Time. Employees must be available during core hours for meetings and communication.</w:t>
       </w:r>
     </w:p>
     <w:p>
       <w:pPr>
         <w:pStyle w:val="Heading1"/>
-        <w:rPr/>
-      </w:pPr>
-      <w:r>
-        <w:rPr/>
-        <w:t xml:space="preserve">4. </w:t>
-      </w:r>
+        <w:rPr>
+          <w:b/>
+          <w:b/>
+          <w:bCs/>
+        </w:rPr>
+      </w:pPr>
       <w:r>
         <w:rPr>
-          <w:b w:val="false"/>
-          <w:bCs w:val="false"/>
+          <w:b/>
+          <w:bCs/>
         </w:rPr>
-        <w:t>Equipment and Security</w:t>
+        <w:t>4. Equipment and Security</w:t>
       </w:r>
     </w:p>
     <w:p>
@@ -142,18 +142,18 @@
     <w:p>
       <w:pPr>
         <w:pStyle w:val="Heading1"/>
-        <w:rPr/>
-      </w:pPr>
-      <w:r>
-        <w:rPr/>
-        <w:t xml:space="preserve">5. </w:t>
-      </w:r>
+        <w:rPr>
+          <w:b/>
+          <w:b/>
+          <w:bCs/>
+        </w:rPr>
+      </w:pPr>
       <w:r>
         <w:rPr>
-          <w:b w:val="false"/>
-          <w:bCs w:val="false"/>
+          <w:b/>
+          <w:bCs/>
         </w:rPr>
-        <w:t>Communication Standards</w:t>
+        <w:t>5. Communication Standards</w:t>
       </w:r>
     </w:p>
     <w:p>

--- a/assets/libreoffice_writ_njc/0dfb76bb-277e-46a8-9dfe-30c6370f6a08/RemotePolicy_L2_12.docx
+++ b/assets/libreoffice_writ_njc/0dfb76bb-277e-46a8-9dfe-30c6370f6a08/RemotePolicy_L2_12.docx
@@ -5,11 +5,15 @@
     <w:p>
       <w:pPr>
         <w:pStyle w:val="Title"/>
+        <w:tabs>
+          <w:tab w:val="clear" w:pos="720"/>
+          <w:tab w:val="left" w:pos="8490" w:leader="none"/>
+        </w:tabs>
         <w:rPr/>
       </w:pPr>
       <w:r>
         <w:rPr/>
-        <w:t>Employee Handbook - hybrid work Policy</w:t>
+        <w:t>workworkEmployee Handbook - hybrid work Policy</w:t>
       </w:r>
     </w:p>
     <w:p>
@@ -109,7 +113,7 @@
       </w:pPr>
       <w:r>
         <w:rPr/>
-        <w:t>Hybrid employees must maintain regular working hours from 9 AM to 5 PM in their local time zone. Core collaboration hours are 10 AM to 3 PM Eastern Time. Employees must be available during core hours for meetings and communication.</w:t>
+        <w:t>Remote employees must maintain regular working hours from 9 AM to 5 PM in their local time zone. Core collaboration hours are 10 AM to 3 PM Eastern Time. Employees must be available during core hours for meetings and communication.</w:t>
       </w:r>
     </w:p>
     <w:p>
@@ -143,15 +147,15 @@
       <w:pPr>
         <w:pStyle w:val="Heading1"/>
         <w:rPr>
-          <w:b/>
-          <w:b/>
-          <w:bCs/>
+          <w:b w:val="false"/>
+          <w:b w:val="false"/>
+          <w:bCs w:val="false"/>
         </w:rPr>
       </w:pPr>
       <w:r>
         <w:rPr>
-          <w:b/>
-          <w:bCs/>
+          <w:b w:val="false"/>
+          <w:bCs w:val="false"/>
         </w:rPr>
         <w:t>5. Communication Standards</w:t>
       </w:r>
@@ -163,10 +167,17 @@
         <w:bidi w:val="0"/>
         <w:spacing w:lineRule="auto" w:line="276" w:before="0" w:after="200"/>
         <w:jc w:val="left"/>
-        <w:rPr/>
+        <w:rPr>
+          <w:b w:val="false"/>
+          <w:b w:val="false"/>
+          <w:bCs w:val="false"/>
+        </w:rPr>
       </w:pPr>
       <w:r>
-        <w:rPr/>
+        <w:rPr>
+          <w:b w:val="false"/>
+          <w:bCs w:val="false"/>
+        </w:rPr>
         <w:t>Employees must respond to messages within 2 hours during working hours. Weekly team meetings are mandatory. All project updates must be posted in the designated Slack channels by end of each business day.</w:t>
       </w:r>
     </w:p>
